--- a/Aula 14 - 07-10-2026/Aula 14 - Guia do Projeto Final.docx
+++ b/Aula 14 - 07-10-2026/Aula 14 - Guia do Projeto Final.docx
@@ -12,7 +12,7 @@
           <w:color w:val="1F497D"/>
           <w:sz w:val="40"/>
         </w:rPr>
-        <w:t>GUIA DO PROJETO FINAL — AULA 14</w:t>
+        <w:t>GUIA DO PROJETO FINAL - AULA 14</w:t>
       </w:r>
     </w:p>
     <w:p>
@@ -23,7 +23,7 @@
         <w:rPr>
           <w:sz w:val="26"/>
         </w:rPr>
-        <w:t>Microsoft Power BI Desktop — Desenvolvimento do Projeto Final</w:t>
+        <w:t>Microsoft Power BI Desktop - Desenvolvimento do Projeto Final</w:t>
       </w:r>
     </w:p>
     <w:p>
@@ -76,7 +76,7 @@
         <w:rPr>
           <w:color w:val="1F497D"/>
         </w:rPr>
-        <w:t>Opção A — Eficiência de Produção (Producao_Industrial.xlsx)</w:t>
+        <w:t>Opção A: Eficiência de Produção (Producao_Industrial.xlsx)</w:t>
       </w:r>
     </w:p>
     <w:p>
@@ -124,7 +124,7 @@
         <w:rPr>
           <w:color w:val="1F497D"/>
         </w:rPr>
-        <w:t>Opção B — Análise Comercial (Vendas.xlsx + Produtos.xlsx + Clientes.csv)</w:t>
+        <w:t>Opção B: Análise Comercial (Vendas.xlsx + Produtos.xlsx + Clientes.csv)</w:t>
       </w:r>
     </w:p>
     <w:p>
@@ -490,6 +490,13 @@
       </w:pPr>
       <w:r>
         <w:t>Dashboard com no mínimo 4 visuais variados, bem formatados.</w:t>
+      </w:r>
+      <w:r>
+        <w:rPr>
+          <w:i/>
+          <w:color w:val="555555"/>
+        </w:rPr>
+        <w:t xml:space="preserve"> (sugestão: combine tipos diferentes, por exemplo Cartões para KPIs, Colunas para comparações e Linha para evolução no tempo)</w:t>
       </w:r>
     </w:p>
     <w:p>
